--- a/Thesis/danh muc cong bo KH.docx
+++ b/Thesis/danh muc cong bo KH.docx
@@ -418,6 +418,12 @@
         </w:rPr>
         <w:t xml:space="preserve">Bài báo </w:t>
       </w:r>
+      <w:r>
+        <w:rPr>
+          <w:szCs w:val="26"/>
+        </w:rPr>
+        <w:t>(JTST – 02/06 số - Tháng 9)</w:t>
+      </w:r>
     </w:p>
     <w:p>
       <w:pPr>
@@ -512,15 +518,221 @@
         <w:rPr>
           <w:szCs w:val="26"/>
         </w:rPr>
-        <w:t xml:space="preserve">ẢNH HƯỞNG CỦA QUY MÔ, TẢI TRỌNG VÀ ĐIỀU KIỆN ĐỊA KỸ THUẬT ĐẾN TỐI ƯU HỆ CỌC CẦU TÀU SỬ DỤNG THUẬT TOÁN </w:t>
-      </w:r>
-      <w:r>
-        <w:rPr>
-          <w:color w:val="EE0000"/>
-          <w:szCs w:val="26"/>
-        </w:rPr>
-        <w:t>MOSFOA</w:t>
-      </w:r>
+        <w:t>LỰA CHỌN PHƯƠNG ÁN KẾT CẤU TỪ TẬP NGHIỆM PARETO CỦA MOSFOA BẰNG PHƯƠNG PHÁP TOPSIS</w:t>
+      </w:r>
+      <w:r>
+        <w:rPr>
+          <w:szCs w:val="26"/>
+        </w:rPr>
+        <w:t xml:space="preserve"> (? Pareto rồi sao?)</w:t>
+      </w:r>
+    </w:p>
+    <w:p>
+      <w:pPr>
+        <w:pStyle w:val="ListParagraph"/>
+        <w:ind w:left="0"/>
+        <w:jc w:val="both"/>
+        <w:rPr>
+          <w:szCs w:val="26"/>
+        </w:rPr>
+      </w:pPr>
+    </w:p>
+    <w:p>
+      <w:pPr>
+        <w:pStyle w:val="ListParagraph"/>
+        <w:ind w:left="0"/>
+        <w:jc w:val="both"/>
+        <w:rPr>
+          <w:szCs w:val="26"/>
+        </w:rPr>
+      </w:pPr>
+    </w:p>
+    <w:p>
+      <w:pPr>
+        <w:pStyle w:val="ListParagraph"/>
+        <w:ind w:left="0"/>
+        <w:jc w:val="both"/>
+        <w:rPr>
+          <w:szCs w:val="26"/>
+        </w:rPr>
+      </w:pPr>
+      <w:r>
+        <w:rPr>
+          <w:szCs w:val="26"/>
+        </w:rPr>
+        <w:lastRenderedPageBreak/>
+        <w:t>Jstt (EN</w:t>
+      </w:r>
+      <w:r>
+        <w:rPr>
+          <w:szCs w:val="26"/>
+        </w:rPr>
+        <w:t xml:space="preserve"> – 300 USD, full số, nhiều bài</w:t>
+      </w:r>
+      <w:r>
+        <w:rPr>
+          <w:szCs w:val="26"/>
+        </w:rPr>
+        <w:t xml:space="preserve">) </w:t>
+      </w:r>
+    </w:p>
+    <w:p>
+      <w:pPr>
+        <w:pStyle w:val="ListParagraph"/>
+        <w:ind w:left="0"/>
+        <w:jc w:val="both"/>
+        <w:rPr>
+          <w:szCs w:val="26"/>
+        </w:rPr>
+      </w:pPr>
+      <w:r>
+        <w:rPr>
+          <w:szCs w:val="26"/>
+        </w:rPr>
+        <w:t>Jtst</w:t>
+      </w:r>
+      <w:r>
+        <w:rPr>
+          <w:szCs w:val="26"/>
+        </w:rPr>
+        <w:t xml:space="preserve"> (số vẫn có, xuất bản sau)</w:t>
+      </w:r>
+    </w:p>
+    <w:p>
+      <w:pPr>
+        <w:pStyle w:val="ListParagraph"/>
+        <w:ind w:left="0"/>
+        <w:jc w:val="both"/>
+        <w:rPr>
+          <w:szCs w:val="26"/>
+        </w:rPr>
+      </w:pPr>
+      <w:r>
+        <w:rPr>
+          <w:szCs w:val="26"/>
+        </w:rPr>
+        <w:t>Jstce</w:t>
+      </w:r>
+      <w:r>
+        <w:rPr>
+          <w:szCs w:val="26"/>
+        </w:rPr>
+        <w:t xml:space="preserve"> (chất)</w:t>
+      </w:r>
+    </w:p>
+    <w:p>
+      <w:pPr>
+        <w:pStyle w:val="ListParagraph"/>
+        <w:ind w:left="0"/>
+        <w:jc w:val="both"/>
+        <w:rPr>
+          <w:szCs w:val="26"/>
+        </w:rPr>
+      </w:pPr>
+      <w:r>
+        <w:rPr>
+          <w:szCs w:val="26"/>
+        </w:rPr>
+        <w:t>T</w:t>
+      </w:r>
+      <w:r>
+        <w:rPr>
+          <w:szCs w:val="26"/>
+        </w:rPr>
+        <w:t>csj</w:t>
+      </w:r>
+      <w:r>
+        <w:rPr>
+          <w:szCs w:val="26"/>
+        </w:rPr>
+        <w:t xml:space="preserve"> (lâu và khó)</w:t>
+      </w:r>
+    </w:p>
+    <w:p>
+      <w:pPr>
+        <w:pStyle w:val="ListParagraph"/>
+        <w:ind w:left="0"/>
+        <w:jc w:val="both"/>
+        <w:rPr>
+          <w:szCs w:val="26"/>
+        </w:rPr>
+      </w:pPr>
+      <w:r>
+        <w:rPr>
+          <w:szCs w:val="26"/>
+        </w:rPr>
+        <w:t>6</w:t>
+      </w:r>
+    </w:p>
+    <w:p>
+      <w:pPr>
+        <w:pStyle w:val="ListParagraph"/>
+        <w:ind w:left="0"/>
+        <w:jc w:val="both"/>
+        <w:rPr>
+          <w:szCs w:val="26"/>
+        </w:rPr>
+      </w:pPr>
+      <w:r>
+        <w:rPr>
+          <w:szCs w:val="26"/>
+        </w:rPr>
+        <w:t>14</w:t>
+      </w:r>
+    </w:p>
+    <w:p>
+      <w:pPr>
+        <w:pStyle w:val="ListParagraph"/>
+        <w:ind w:left="0"/>
+        <w:jc w:val="both"/>
+        <w:rPr>
+          <w:szCs w:val="26"/>
+        </w:rPr>
+      </w:pPr>
+      <w:r>
+        <w:rPr>
+          <w:szCs w:val="26"/>
+        </w:rPr>
+        <w:t xml:space="preserve">21 </w:t>
+      </w:r>
+      <w:r>
+        <w:rPr>
+          <w:szCs w:val="26"/>
+        </w:rPr>
+        <w:t>(USD)</w:t>
+      </w:r>
+      <w:r>
+        <w:rPr>
+          <w:szCs w:val="26"/>
+        </w:rPr>
+        <w:t xml:space="preserve"> </w:t>
+      </w:r>
+    </w:p>
+    <w:p>
+      <w:pPr>
+        <w:pStyle w:val="ListParagraph"/>
+        <w:ind w:left="0"/>
+        <w:jc w:val="both"/>
+        <w:rPr>
+          <w:szCs w:val="26"/>
+        </w:rPr>
+      </w:pPr>
+      <w:r>
+        <w:rPr>
+          <w:szCs w:val="26"/>
+        </w:rPr>
+        <w:t>32 (USD)</w:t>
+      </w:r>
+    </w:p>
+    <w:p>
+      <w:pPr>
+        <w:pStyle w:val="ListParagraph"/>
+        <w:ind w:left="0"/>
+        <w:jc w:val="both"/>
+        <w:rPr>
+          <w:szCs w:val="26"/>
+        </w:rPr>
+      </w:pPr>
     </w:p>
     <w:sectPr>
       <w:pgSz w:w="12240" w:h="15840"/>
